--- a/Fase 2/Evidencias Proyecto/Manuales/SIGMA_Manual_EP06_Repuestos_bodegas_e_inventario.docx
+++ b/Fase 2/Evidencias Proyecto/Manuales/SIGMA_Manual_EP06_Repuestos_bodegas_e_inventario.docx
@@ -211,12 +211,13 @@
             <w:tcW w:type="dxa" w:w="6803"/>
           </w:tcPr>
           <w:p>
-            <w:r/>
+            <w:r>
+              <w:t>2.0 · 16-10-2026</w:t>
+            </w:r>
             <w:r>
               <w:rPr>
                 <w:sz w:val="20"/>
               </w:rPr>
-              <w:t>1.1 · 02-10-2026</w:t>
             </w:r>
           </w:p>
         </w:tc>
@@ -226,6 +227,188 @@
       <w:pPr>
         <w:spacing w:after="40"/>
       </w:pPr>
+    </w:p>
+    <w:p>
+      <w:pPr>
+        <w:pStyle w:val="Heading1"/>
+      </w:pPr>
+      <w:r>
+        <w:t>Novedades de la versión 2.0 · 16-10-2026</w:t>
+      </w:r>
+    </w:p>
+    <w:p>
+      <w:pPr/>
+      <w:r>
+        <w:t>Este manual se revisó contra la pantalla real. Lo que cambió desde la versión 1.1:</w:t>
+      </w:r>
+    </w:p>
+    <w:p>
+      <w:pPr/>
+      <w:r>
+        <w:t xml:space="preserve">•  El inventario parte del </w:t>
+      </w:r>
+      <w:r>
+        <w:rPr>
+          <w:b/>
+        </w:rPr>
+        <w:t>Centro de repuestos</w:t>
+      </w:r>
+      <w:r>
+        <w:t xml:space="preserve"> (Inventario › Centro de repuestos): repuestos, tipos de repuesto y bodegas en una sola pantalla, con vistas Lista, Tarjetas y Mapa por ubicación y el contador de repuestos </w:t>
+      </w:r>
+      <w:r>
+        <w:rPr>
+          <w:b/>
+        </w:rPr>
+        <w:t>fuera de umbral</w:t>
+      </w:r>
+      <w:r>
+        <w:t>.</w:t>
+      </w:r>
+    </w:p>
+    <w:p>
+      <w:pPr/>
+      <w:r>
+        <w:t xml:space="preserve">•  El alta de un repuesto es el </w:t>
+      </w:r>
+      <w:r>
+        <w:rPr>
+          <w:b/>
+        </w:rPr>
+        <w:t>asistente «Nuevo repuesto» de 6 pasos</w:t>
+      </w:r>
+      <w:r>
+        <w:t xml:space="preserve"> (identificación, fabricante, cómo se opera, almacenamiento, compatibilidades y stock por bodega). Los fabricantes y modelos se </w:t>
+      </w:r>
+      <w:r>
+        <w:rPr>
+          <w:b/>
+        </w:rPr>
+        <w:t>normalizan</w:t>
+      </w:r>
+      <w:r>
+        <w:t xml:space="preserve"> («skf» y «SKF» son el mismo).</w:t>
+      </w:r>
+    </w:p>
+    <w:p>
+      <w:pPr/>
+      <w:r>
+        <w:t xml:space="preserve">•  Los </w:t>
+      </w:r>
+      <w:r>
+        <w:rPr>
+          <w:b/>
+        </w:rPr>
+        <w:t>racks</w:t>
+      </w:r>
+      <w:r>
+        <w:t xml:space="preserve"> se crean por pasillo con la convención del mapa 3D (</w:t>
+      </w:r>
+      <w:r>
+        <w:rPr>
+          <w:rFonts w:ascii="Consolas" w:hAnsi="Consolas"/>
+        </w:rPr>
+        <w:t>BOD-1-A-R01</w:t>
+      </w:r>
+      <w:r>
+        <w:t xml:space="preserve">); el </w:t>
+      </w:r>
+      <w:r>
+        <w:rPr>
+          <w:b/>
+        </w:rPr>
+        <w:t>mapa 3D (SIGMA Twin)</w:t>
+      </w:r>
+      <w:r>
+        <w:t xml:space="preserve"> dibuja cada caja con sus medidas y avisa la sobrecarga de un nivel.</w:t>
+      </w:r>
+    </w:p>
+    <w:p>
+      <w:pPr/>
+      <w:r>
+        <w:t xml:space="preserve">•  Los </w:t>
+      </w:r>
+      <w:r>
+        <w:rPr>
+          <w:b/>
+        </w:rPr>
+        <w:t>movimientos</w:t>
+      </w:r>
+      <w:r>
+        <w:t xml:space="preserve"> (ingreso por compra, entrega, devolución, ajustes, traslado, cambio de ubicación y merma) </w:t>
+      </w:r>
+      <w:r>
+        <w:rPr>
+          <w:b/>
+        </w:rPr>
+        <w:t>no se editan ni se borran</w:t>
+      </w:r>
+      <w:r>
+        <w:t>: se corrigen con otro movimiento en sentido contrario.</w:t>
+      </w:r>
+    </w:p>
+    <w:p>
+      <w:pPr/>
+      <w:r>
+        <w:t xml:space="preserve">•  </w:t>
+      </w:r>
+      <w:r>
+        <w:rPr>
+          <w:b/>
+        </w:rPr>
+        <w:t>Carga masiva:</w:t>
+      </w:r>
+      <w:r>
+        <w:t xml:space="preserve"> Utilidades › Carga de datos › </w:t>
+      </w:r>
+      <w:r>
+        <w:rPr>
+          <w:b/>
+        </w:rPr>
+        <w:t>Inventario</w:t>
+      </w:r>
+      <w:r>
+        <w:t xml:space="preserve"> (bodegas, racks, repuestos, umbrales, stock inicial y compatibilidades).</w:t>
+      </w:r>
+    </w:p>
+    <w:p>
+      <w:pPr/>
+      <w:r>
+        <w:rPr>
+          <w:b/>
+        </w:rPr>
+        <w:t>Recorrido paso a paso con capturas de pantalla:</w:t>
+      </w:r>
+      <w:r>
+        <w:t xml:space="preserve"> ver </w:t>
+      </w:r>
+      <w:r>
+        <w:rPr>
+          <w:rFonts w:ascii="Consolas" w:hAnsi="Consolas"/>
+        </w:rPr>
+        <w:t>SIGMA_Flujo_Inventario.docx</w:t>
+      </w:r>
+      <w:r>
+        <w:t xml:space="preserve"> en la carpeta </w:t>
+      </w:r>
+      <w:r>
+        <w:rPr>
+          <w:rFonts w:ascii="Consolas" w:hAnsi="Consolas"/>
+        </w:rPr>
+        <w:t>Manuales/Flujos</w:t>
+      </w:r>
+      <w:r>
+        <w:t xml:space="preserve">. Si una pantalla difiere de lo descrito en la sección 3, </w:t>
+      </w:r>
+      <w:r>
+        <w:rPr>
+          <w:b/>
+        </w:rPr>
+        <w:t>prevalece el manual de flujo</w:t>
+      </w:r>
+      <w:r>
+        <w:t>.</w:t>
+      </w:r>
     </w:p>
     <w:p>
       <w:pPr>
@@ -679,7 +862,7 @@
           <w:i w:val="0"/>
           <w:sz w:val="22"/>
         </w:rPr>
-        <w:t>Estas son las pantallas que usa el módulo, con la ruta exacta del menú lateral:</w:t>
+        <w:t>Rutas actualizadas al 16-10-2026, tal como están hoy en el menú lateral y en el Centro correspondiente:</w:t>
       </w:r>
     </w:p>
     <w:tbl>
@@ -708,13 +891,14 @@
             <w:shd w:val="clear" w:color="auto" w:fill="E8E5F7"/>
           </w:tcPr>
           <w:p>
-            <w:r/>
+            <w:r>
+              <w:t>Pantalla</w:t>
+            </w:r>
             <w:r>
               <w:rPr>
                 <w:b/>
                 <w:sz w:val="19"/>
               </w:rPr>
-              <w:t>Pantalla</w:t>
             </w:r>
           </w:p>
         </w:tc>
@@ -724,13 +908,14 @@
             <w:shd w:val="clear" w:color="auto" w:fill="E8E5F7"/>
           </w:tcPr>
           <w:p>
-            <w:r/>
+            <w:r>
+              <w:t>Dónde está (menú lateral)</w:t>
+            </w:r>
             <w:r>
               <w:rPr>
                 <w:b/>
                 <w:sz w:val="19"/>
               </w:rPr>
-              <w:t>Ruta en el menú</w:t>
             </w:r>
           </w:p>
         </w:tc>
@@ -740,13 +925,14 @@
             <w:shd w:val="clear" w:color="auto" w:fill="E8E5F7"/>
           </w:tcPr>
           <w:p>
-            <w:r/>
+            <w:r>
+              <w:t>Qué trae</w:t>
+            </w:r>
             <w:r>
               <w:rPr>
                 <w:b/>
                 <w:sz w:val="19"/>
               </w:rPr>
-              <w:t>Pestañas que tiene</w:t>
             </w:r>
           </w:p>
         </w:tc>
@@ -757,12 +943,13 @@
             <w:tcW w:type="dxa" w:w="2551"/>
           </w:tcPr>
           <w:p>
-            <w:r/>
+            <w:r>
+              <w:t>Centro de repuestos</w:t>
+            </w:r>
             <w:r>
               <w:rPr>
                 <w:sz w:val="19"/>
               </w:rPr>
-              <w:t>Alertas</w:t>
             </w:r>
           </w:p>
         </w:tc>
@@ -771,12 +958,13 @@
             <w:tcW w:type="dxa" w:w="3969"/>
           </w:tcPr>
           <w:p>
-            <w:r/>
+            <w:r>
+              <w:t>Inventario › Centro de repuestos</w:t>
+            </w:r>
             <w:r>
               <w:rPr>
                 <w:sz w:val="19"/>
               </w:rPr>
-              <w:t>Alertas</w:t>
             </w:r>
           </w:p>
         </w:tc>
@@ -785,12 +973,13 @@
             <w:tcW w:type="dxa" w:w="3118"/>
           </w:tcPr>
           <w:p>
-            <w:r/>
+            <w:r>
+              <w:t>Indicadores, pestañas Repuestos · Tipos de repuesto · Bodegas, Importar o exportar, Etiquetas y Nuevo repuesto</w:t>
+            </w:r>
             <w:r>
               <w:rPr>
                 <w:sz w:val="19"/>
               </w:rPr>
-              <w:t>—</w:t>
             </w:r>
           </w:p>
         </w:tc>
@@ -801,12 +990,13 @@
             <w:tcW w:type="dxa" w:w="2551"/>
           </w:tcPr>
           <w:p>
-            <w:r/>
+            <w:r>
+              <w:t>Nuevo repuesto (asistente)</w:t>
+            </w:r>
             <w:r>
               <w:rPr>
                 <w:sz w:val="19"/>
               </w:rPr>
-              <w:t>Bodegas</w:t>
             </w:r>
           </w:p>
         </w:tc>
@@ -815,12 +1005,13 @@
             <w:tcW w:type="dxa" w:w="3969"/>
           </w:tcPr>
           <w:p>
-            <w:r/>
+            <w:r>
+              <w:t>Centro de repuestos › Nuevo repuesto</w:t>
+            </w:r>
             <w:r>
               <w:rPr>
                 <w:sz w:val="19"/>
               </w:rPr>
-              <w:t>Inventario › Bodegas</w:t>
             </w:r>
           </w:p>
         </w:tc>
@@ -829,12 +1020,13 @@
             <w:tcW w:type="dxa" w:w="3118"/>
           </w:tcPr>
           <w:p>
-            <w:r/>
+            <w:r>
+              <w:t>Seis pasos; Guardar disponible en cualquiera</w:t>
+            </w:r>
             <w:r>
               <w:rPr>
                 <w:sz w:val="19"/>
               </w:rPr>
-              <w:t>—</w:t>
             </w:r>
           </w:p>
         </w:tc>
@@ -845,12 +1037,13 @@
             <w:tcW w:type="dxa" w:w="2551"/>
           </w:tcPr>
           <w:p>
-            <w:r/>
+            <w:r>
+              <w:t>Ficha del repuesto</w:t>
+            </w:r>
             <w:r>
               <w:rPr>
                 <w:sz w:val="19"/>
               </w:rPr>
-              <w:t>Escanear</w:t>
             </w:r>
           </w:p>
         </w:tc>
@@ -859,12 +1052,13 @@
             <w:tcW w:type="dxa" w:w="3969"/>
           </w:tcPr>
           <w:p>
-            <w:r/>
+            <w:r>
+              <w:t>Centro de repuestos › tarjeta del repuesto</w:t>
+            </w:r>
             <w:r>
               <w:rPr>
                 <w:sz w:val="19"/>
               </w:rPr>
-              <w:t>Utilidades › Escanear</w:t>
             </w:r>
           </w:p>
         </w:tc>
@@ -873,12 +1067,13 @@
             <w:tcW w:type="dxa" w:w="3118"/>
           </w:tcPr>
           <w:p>
-            <w:r/>
+            <w:r>
+              <w:t>Ficha · Compatibilidades · Existencias · Posiciones · Reposición y conteos · Movimientos</w:t>
+            </w:r>
             <w:r>
               <w:rPr>
                 <w:sz w:val="19"/>
               </w:rPr>
-              <w:t>—</w:t>
             </w:r>
           </w:p>
         </w:tc>
@@ -889,12 +1084,13 @@
             <w:tcW w:type="dxa" w:w="2551"/>
           </w:tcPr>
           <w:p>
-            <w:r/>
+            <w:r>
+              <w:t>Movimiento de inventario</w:t>
+            </w:r>
             <w:r>
               <w:rPr>
                 <w:sz w:val="19"/>
               </w:rPr>
-              <w:t>Etiquetas</w:t>
             </w:r>
           </w:p>
         </w:tc>
@@ -903,12 +1099,13 @@
             <w:tcW w:type="dxa" w:w="3969"/>
           </w:tcPr>
           <w:p>
-            <w:r/>
+            <w:r>
+              <w:t>Ficha del repuesto › Existencias › + / −</w:t>
+            </w:r>
             <w:r>
               <w:rPr>
                 <w:sz w:val="19"/>
               </w:rPr>
-              <w:t>Utilidades › Etiquetas</w:t>
             </w:r>
           </w:p>
         </w:tc>
@@ -917,12 +1114,13 @@
             <w:tcW w:type="dxa" w:w="3118"/>
           </w:tcPr>
           <w:p>
-            <w:r/>
+            <w:r>
+              <w:t>Ventana que pide solo lo que el tipo de movimiento necesita</w:t>
+            </w:r>
             <w:r>
               <w:rPr>
                 <w:sz w:val="19"/>
               </w:rPr>
-              <w:t>—</w:t>
             </w:r>
           </w:p>
         </w:tc>
@@ -933,12 +1131,13 @@
             <w:tcW w:type="dxa" w:w="2551"/>
           </w:tcPr>
           <w:p>
-            <w:r/>
+            <w:r>
+              <w:t>Tipos de repuesto</w:t>
+            </w:r>
             <w:r>
               <w:rPr>
                 <w:sz w:val="19"/>
               </w:rPr>
-              <w:t>Centro de repuestos</w:t>
             </w:r>
           </w:p>
         </w:tc>
@@ -947,12 +1146,13 @@
             <w:tcW w:type="dxa" w:w="3969"/>
           </w:tcPr>
           <w:p>
-            <w:r/>
+            <w:r>
+              <w:t>Inventario › Tipos de repuesto</w:t>
+            </w:r>
             <w:r>
               <w:rPr>
                 <w:sz w:val="19"/>
               </w:rPr>
-              <w:t>Inventario › Centro de repuestos</w:t>
             </w:r>
           </w:p>
         </w:tc>
@@ -961,12 +1161,154 @@
             <w:tcW w:type="dxa" w:w="3118"/>
           </w:tcPr>
           <w:p>
-            <w:r/>
+            <w:r>
+              <w:t>Catálogo de tipos con su código (MEC-, ELE-, REF-, LUB-)</w:t>
+            </w:r>
             <w:r>
               <w:rPr>
                 <w:sz w:val="19"/>
               </w:rPr>
-              <w:t>Resumen · Compatibilidades · Existencias · Posiciones · Movimientos · Vida útil · Evidencia y documentos</w:t>
+            </w:r>
+          </w:p>
+        </w:tc>
+      </w:tr>
+      <w:tr>
+        <w:tc>
+          <w:tcPr>
+            <w:tcW w:type="dxa" w:w="2551"/>
+          </w:tcPr>
+          <w:p>
+            <w:r>
+              <w:t>Bodegas</w:t>
+            </w:r>
+            <w:r>
+              <w:rPr>
+                <w:sz w:val="19"/>
+              </w:rPr>
+            </w:r>
+          </w:p>
+        </w:tc>
+        <w:tc>
+          <w:tcPr>
+            <w:tcW w:type="dxa" w:w="3969"/>
+          </w:tcPr>
+          <w:p>
+            <w:r>
+              <w:t>Inventario › Bodegas</w:t>
+            </w:r>
+            <w:r>
+              <w:rPr>
+                <w:sz w:val="19"/>
+              </w:rPr>
+            </w:r>
+          </w:p>
+        </w:tc>
+        <w:tc>
+          <w:tcPr>
+            <w:tcW w:type="dxa" w:w="3118"/>
+          </w:tcPr>
+          <w:p>
+            <w:r>
+              <w:t>Lista, ficha «Nueva bodega» (método de salida FEFO/FIFO/LIFO) y racks</w:t>
+            </w:r>
+            <w:r>
+              <w:rPr>
+                <w:sz w:val="19"/>
+              </w:rPr>
+            </w:r>
+          </w:p>
+        </w:tc>
+      </w:tr>
+      <w:tr>
+        <w:tc>
+          <w:tcPr>
+            <w:tcW w:type="dxa" w:w="2551"/>
+          </w:tcPr>
+          <w:p>
+            <w:r>
+              <w:t>Mapa 3D de bodegas</w:t>
+            </w:r>
+            <w:r>
+              <w:rPr>
+                <w:sz w:val="19"/>
+              </w:rPr>
+            </w:r>
+          </w:p>
+        </w:tc>
+        <w:tc>
+          <w:tcPr>
+            <w:tcW w:type="dxa" w:w="3969"/>
+          </w:tcPr>
+          <w:p>
+            <w:r>
+              <w:t>SIGMA Twin (o Bodegas › Ver mapa 3D)</w:t>
+            </w:r>
+            <w:r>
+              <w:rPr>
+                <w:sz w:val="19"/>
+              </w:rPr>
+            </w:r>
+          </w:p>
+        </w:tc>
+        <w:tc>
+          <w:tcPr>
+            <w:tcW w:type="dxa" w:w="3118"/>
+          </w:tcPr>
+          <w:p>
+            <w:r>
+              <w:t>Racks, cajas por tipo de repuesto y alertas bajo el mínimo</w:t>
+            </w:r>
+            <w:r>
+              <w:rPr>
+                <w:sz w:val="19"/>
+              </w:rPr>
+            </w:r>
+          </w:p>
+        </w:tc>
+      </w:tr>
+      <w:tr>
+        <w:tc>
+          <w:tcPr>
+            <w:tcW w:type="dxa" w:w="2551"/>
+          </w:tcPr>
+          <w:p>
+            <w:r>
+              <w:t>Etiquetas</w:t>
+            </w:r>
+            <w:r>
+              <w:rPr>
+                <w:sz w:val="19"/>
+              </w:rPr>
+            </w:r>
+          </w:p>
+        </w:tc>
+        <w:tc>
+          <w:tcPr>
+            <w:tcW w:type="dxa" w:w="3969"/>
+          </w:tcPr>
+          <w:p>
+            <w:r>
+              <w:t>Utilidades › Etiquetas</w:t>
+            </w:r>
+            <w:r>
+              <w:rPr>
+                <w:sz w:val="19"/>
+              </w:rPr>
+            </w:r>
+          </w:p>
+        </w:tc>
+        <w:tc>
+          <w:tcPr>
+            <w:tcW w:type="dxa" w:w="3118"/>
+          </w:tcPr>
+          <w:p>
+            <w:r>
+              <w:t>Bodegas, ubicaciones, repuestos y activos, en QR o Code 128</w:t>
+            </w:r>
+            <w:r>
+              <w:rPr>
+                <w:sz w:val="19"/>
+              </w:rPr>
             </w:r>
           </w:p>
         </w:tc>
@@ -977,486 +1319,6 @@
         <w:spacing w:after="40"/>
       </w:pPr>
     </w:p>
-    <w:p>
-      <w:pPr>
-        <w:spacing w:after="80"/>
-      </w:pPr>
-      <w:r>
-        <w:rPr>
-          <w:b w:val="0"/>
-          <w:i w:val="0"/>
-          <w:color w:val="555555"/>
-          <w:sz w:val="20"/>
-        </w:rPr>
-        <w:t>Estas otras no están en el menú: se abren desde las anteriores, al pulsar un botón o al elegir una fila.</w:t>
-      </w:r>
-    </w:p>
-    <w:tbl>
-      <w:tblPr>
-        <w:tblW w:type="auto" w:w="0"/>
-        <w:tblLook w:firstColumn="1" w:firstRow="1" w:lastColumn="0" w:lastRow="0" w:noHBand="0" w:noVBand="1" w:val="04A0"/>
-        <w:jc w:val="center"/>
-        <w:tblBorders>
-          <w:top w:val="single" w:sz="4" w:color="BFBFBF"/>
-          <w:left w:val="single" w:sz="4" w:color="BFBFBF"/>
-          <w:bottom w:val="single" w:sz="4" w:color="BFBFBF"/>
-          <w:right w:val="single" w:sz="4" w:color="BFBFBF"/>
-          <w:insideH w:val="single" w:sz="4" w:color="BFBFBF"/>
-          <w:insideV w:val="single" w:sz="4" w:color="BFBFBF"/>
-        </w:tblBorders>
-      </w:tblPr>
-      <w:tblGrid>
-        <w:gridCol w:w="3249"/>
-        <w:gridCol w:w="3249"/>
-        <w:gridCol w:w="3249"/>
-      </w:tblGrid>
-      <w:tr>
-        <w:tc>
-          <w:tcPr>
-            <w:tcW w:type="dxa" w:w="2551"/>
-            <w:shd w:val="clear" w:color="auto" w:fill="E8E5F7"/>
-          </w:tcPr>
-          <w:p>
-            <w:r/>
-            <w:r>
-              <w:rPr>
-                <w:b/>
-                <w:sz w:val="18"/>
-              </w:rPr>
-              <w:t>Pantalla</w:t>
-            </w:r>
-          </w:p>
-        </w:tc>
-        <w:tc>
-          <w:tcPr>
-            <w:tcW w:type="dxa" w:w="3969"/>
-            <w:shd w:val="clear" w:color="auto" w:fill="E8E5F7"/>
-          </w:tcPr>
-          <w:p>
-            <w:r/>
-            <w:r>
-              <w:rPr>
-                <w:b/>
-                <w:sz w:val="18"/>
-              </w:rPr>
-              <w:t>Se abre desde</w:t>
-            </w:r>
-          </w:p>
-        </w:tc>
-        <w:tc>
-          <w:tcPr>
-            <w:tcW w:type="dxa" w:w="3118"/>
-            <w:shd w:val="clear" w:color="auto" w:fill="E8E5F7"/>
-          </w:tcPr>
-          <w:p>
-            <w:r/>
-            <w:r>
-              <w:rPr>
-                <w:b/>
-                <w:sz w:val="18"/>
-              </w:rPr>
-              <w:t>Pestañas que tiene</w:t>
-            </w:r>
-          </w:p>
-        </w:tc>
-      </w:tr>
-      <w:tr>
-        <w:tc>
-          <w:tcPr>
-            <w:tcW w:type="dxa" w:w="2551"/>
-          </w:tcPr>
-          <w:p>
-            <w:r/>
-            <w:r>
-              <w:rPr>
-                <w:sz w:val="18"/>
-              </w:rPr>
-              <w:t>Alerta (detalle)</w:t>
-            </w:r>
-          </w:p>
-        </w:tc>
-        <w:tc>
-          <w:tcPr>
-            <w:tcW w:type="dxa" w:w="3969"/>
-          </w:tcPr>
-          <w:p>
-            <w:r/>
-            <w:r>
-              <w:rPr>
-                <w:sz w:val="18"/>
-              </w:rPr>
-              <w:t>Alerta (detalle)</w:t>
-            </w:r>
-          </w:p>
-        </w:tc>
-        <w:tc>
-          <w:tcPr>
-            <w:tcW w:type="dxa" w:w="3118"/>
-          </w:tcPr>
-          <w:p>
-            <w:r/>
-            <w:r>
-              <w:rPr>
-                <w:sz w:val="18"/>
-              </w:rPr>
-              <w:t>—</w:t>
-            </w:r>
-          </w:p>
-        </w:tc>
-      </w:tr>
-      <w:tr>
-        <w:tc>
-          <w:tcPr>
-            <w:tcW w:type="dxa" w:w="2551"/>
-          </w:tcPr>
-          <w:p>
-            <w:r/>
-            <w:r>
-              <w:rPr>
-                <w:sz w:val="18"/>
-              </w:rPr>
-              <w:t>Repuesto (detalle)</w:t>
-            </w:r>
-          </w:p>
-        </w:tc>
-        <w:tc>
-          <w:tcPr>
-            <w:tcW w:type="dxa" w:w="3969"/>
-          </w:tcPr>
-          <w:p>
-            <w:r/>
-            <w:r>
-              <w:rPr>
-                <w:sz w:val="18"/>
-              </w:rPr>
-              <w:t>Inventario › Repuesto (detalle)</w:t>
-            </w:r>
-          </w:p>
-        </w:tc>
-        <w:tc>
-          <w:tcPr>
-            <w:tcW w:type="dxa" w:w="3118"/>
-          </w:tcPr>
-          <w:p>
-            <w:r/>
-            <w:r>
-              <w:rPr>
-                <w:sz w:val="18"/>
-              </w:rPr>
-              <w:t>Datos · Stock mín. y máx. · Lotes</w:t>
-            </w:r>
-          </w:p>
-        </w:tc>
-      </w:tr>
-      <w:tr>
-        <w:tc>
-          <w:tcPr>
-            <w:tcW w:type="dxa" w:w="2551"/>
-          </w:tcPr>
-          <w:p>
-            <w:r/>
-            <w:r>
-              <w:rPr>
-                <w:sz w:val="18"/>
-              </w:rPr>
-              <w:t>Movimiento (detalle)</w:t>
-            </w:r>
-          </w:p>
-        </w:tc>
-        <w:tc>
-          <w:tcPr>
-            <w:tcW w:type="dxa" w:w="3969"/>
-          </w:tcPr>
-          <w:p>
-            <w:r/>
-            <w:r>
-              <w:rPr>
-                <w:sz w:val="18"/>
-              </w:rPr>
-              <w:t>Inventario › Movimiento (detalle)</w:t>
-            </w:r>
-          </w:p>
-        </w:tc>
-        <w:tc>
-          <w:tcPr>
-            <w:tcW w:type="dxa" w:w="3118"/>
-          </w:tcPr>
-          <w:p>
-            <w:r/>
-            <w:r>
-              <w:rPr>
-                <w:sz w:val="18"/>
-              </w:rPr>
-              <w:t>—</w:t>
-            </w:r>
-          </w:p>
-        </w:tc>
-      </w:tr>
-      <w:tr>
-        <w:tc>
-          <w:tcPr>
-            <w:tcW w:type="dxa" w:w="2551"/>
-          </w:tcPr>
-          <w:p>
-            <w:r/>
-            <w:r>
-              <w:rPr>
-                <w:sz w:val="18"/>
-              </w:rPr>
-              <w:t>Existencia (detalle)</w:t>
-            </w:r>
-          </w:p>
-        </w:tc>
-        <w:tc>
-          <w:tcPr>
-            <w:tcW w:type="dxa" w:w="3969"/>
-          </w:tcPr>
-          <w:p>
-            <w:r/>
-            <w:r>
-              <w:rPr>
-                <w:sz w:val="18"/>
-              </w:rPr>
-              <w:t>Inventario › Existencia (detalle)</w:t>
-            </w:r>
-          </w:p>
-        </w:tc>
-        <w:tc>
-          <w:tcPr>
-            <w:tcW w:type="dxa" w:w="3118"/>
-          </w:tcPr>
-          <w:p>
-            <w:r/>
-            <w:r>
-              <w:rPr>
-                <w:sz w:val="18"/>
-              </w:rPr>
-              <w:t>Dónde está · Por estante y lote · Últimos movimientos</w:t>
-            </w:r>
-          </w:p>
-        </w:tc>
-      </w:tr>
-      <w:tr>
-        <w:tc>
-          <w:tcPr>
-            <w:tcW w:type="dxa" w:w="2551"/>
-          </w:tcPr>
-          <w:p>
-            <w:r/>
-            <w:r>
-              <w:rPr>
-                <w:sz w:val="18"/>
-              </w:rPr>
-              <w:t>Compatibilidad (detalle)</w:t>
-            </w:r>
-          </w:p>
-        </w:tc>
-        <w:tc>
-          <w:tcPr>
-            <w:tcW w:type="dxa" w:w="3969"/>
-          </w:tcPr>
-          <w:p>
-            <w:r/>
-            <w:r>
-              <w:rPr>
-                <w:sz w:val="18"/>
-              </w:rPr>
-              <w:t>Inventario › Compatibilidad (detalle)</w:t>
-            </w:r>
-          </w:p>
-        </w:tc>
-        <w:tc>
-          <w:tcPr>
-            <w:tcW w:type="dxa" w:w="3118"/>
-          </w:tcPr>
-          <w:p>
-            <w:r/>
-            <w:r>
-              <w:rPr>
-                <w:sz w:val="18"/>
-              </w:rPr>
-              <w:t>—</w:t>
-            </w:r>
-          </w:p>
-        </w:tc>
-      </w:tr>
-      <w:tr>
-        <w:tc>
-          <w:tcPr>
-            <w:tcW w:type="dxa" w:w="2551"/>
-          </w:tcPr>
-          <w:p>
-            <w:r/>
-            <w:r>
-              <w:rPr>
-                <w:sz w:val="18"/>
-              </w:rPr>
-              <w:t>Bodega (detalle)</w:t>
-            </w:r>
-          </w:p>
-        </w:tc>
-        <w:tc>
-          <w:tcPr>
-            <w:tcW w:type="dxa" w:w="3969"/>
-          </w:tcPr>
-          <w:p>
-            <w:r/>
-            <w:r>
-              <w:rPr>
-                <w:sz w:val="18"/>
-              </w:rPr>
-              <w:t>Inventario › Bodega (detalle)</w:t>
-            </w:r>
-          </w:p>
-        </w:tc>
-        <w:tc>
-          <w:tcPr>
-            <w:tcW w:type="dxa" w:w="3118"/>
-          </w:tcPr>
-          <w:p>
-            <w:r/>
-            <w:r>
-              <w:rPr>
-                <w:sz w:val="18"/>
-              </w:rPr>
-              <w:t>Datos · Ubicaciones</w:t>
-            </w:r>
-          </w:p>
-        </w:tc>
-      </w:tr>
-      <w:tr>
-        <w:tc>
-          <w:tcPr>
-            <w:tcW w:type="dxa" w:w="2551"/>
-          </w:tcPr>
-          <w:p>
-            <w:r/>
-            <w:r>
-              <w:rPr>
-                <w:sz w:val="18"/>
-              </w:rPr>
-              <w:t>Vida útil de repuestos</w:t>
-            </w:r>
-          </w:p>
-        </w:tc>
-        <w:tc>
-          <w:tcPr>
-            <w:tcW w:type="dxa" w:w="3969"/>
-          </w:tcPr>
-          <w:p>
-            <w:r/>
-            <w:r>
-              <w:rPr>
-                <w:sz w:val="18"/>
-              </w:rPr>
-              <w:t>Inventario › Vida útil de repuestos</w:t>
-            </w:r>
-          </w:p>
-        </w:tc>
-        <w:tc>
-          <w:tcPr>
-            <w:tcW w:type="dxa" w:w="3118"/>
-          </w:tcPr>
-          <w:p>
-            <w:r/>
-            <w:r>
-              <w:rPr>
-                <w:sz w:val="18"/>
-              </w:rPr>
-              <w:t>—</w:t>
-            </w:r>
-          </w:p>
-        </w:tc>
-      </w:tr>
-      <w:tr>
-        <w:tc>
-          <w:tcPr>
-            <w:tcW w:type="dxa" w:w="2551"/>
-          </w:tcPr>
-          <w:p>
-            <w:r/>
-            <w:r>
-              <w:rPr>
-                <w:sz w:val="18"/>
-              </w:rPr>
-              <w:t>Etiquetas (impresión)</w:t>
-            </w:r>
-          </w:p>
-        </w:tc>
-        <w:tc>
-          <w:tcPr>
-            <w:tcW w:type="dxa" w:w="3969"/>
-          </w:tcPr>
-          <w:p>
-            <w:r/>
-            <w:r>
-              <w:rPr>
-                <w:sz w:val="18"/>
-              </w:rPr>
-              <w:t>Utilidades › Etiquetas (impresión)</w:t>
-            </w:r>
-          </w:p>
-        </w:tc>
-        <w:tc>
-          <w:tcPr>
-            <w:tcW w:type="dxa" w:w="3118"/>
-          </w:tcPr>
-          <w:p>
-            <w:r/>
-            <w:r>
-              <w:rPr>
-                <w:sz w:val="18"/>
-              </w:rPr>
-              <w:t>—</w:t>
-            </w:r>
-          </w:p>
-        </w:tc>
-      </w:tr>
-      <w:tr>
-        <w:tc>
-          <w:tcPr>
-            <w:tcW w:type="dxa" w:w="2551"/>
-          </w:tcPr>
-          <w:p>
-            <w:r/>
-            <w:r>
-              <w:rPr>
-                <w:sz w:val="18"/>
-              </w:rPr>
-              <w:t>Carga masiva de repuestos</w:t>
-            </w:r>
-          </w:p>
-        </w:tc>
-        <w:tc>
-          <w:tcPr>
-            <w:tcW w:type="dxa" w:w="3969"/>
-          </w:tcPr>
-          <w:p>
-            <w:r/>
-            <w:r>
-              <w:rPr>
-                <w:sz w:val="18"/>
-              </w:rPr>
-              <w:t>Inventario › Carga masiva de repuestos</w:t>
-            </w:r>
-          </w:p>
-        </w:tc>
-        <w:tc>
-          <w:tcPr>
-            <w:tcW w:type="dxa" w:w="3118"/>
-          </w:tcPr>
-          <w:p>
-            <w:r/>
-            <w:r>
-              <w:rPr>
-                <w:sz w:val="18"/>
-              </w:rPr>
-              <w:t>—</w:t>
-            </w:r>
-          </w:p>
-        </w:tc>
-      </w:tr>
-    </w:tbl>
     <w:p>
       <w:pPr>
         <w:spacing w:after="40"/>
@@ -1468,6 +1330,36 @@
       </w:pPr>
       <w:r>
         <w:t>3. Operaciones, paso a paso</w:t>
+      </w:r>
+    </w:p>
+    <w:p>
+      <w:pPr/>
+      <w:r>
+        <w:rPr>
+          <w:b/>
+        </w:rPr>
+        <w:t>Aviso de la versión 2.0:</w:t>
+      </w:r>
+      <w:r>
+        <w:t xml:space="preserve"> los pasos de esta sección describen las operaciones del backlog. Las pantallas actuales y sus capturas están en </w:t>
+      </w:r>
+      <w:r>
+        <w:rPr>
+          <w:rFonts w:ascii="Consolas" w:hAnsi="Consolas"/>
+        </w:rPr>
+        <w:t>SIGMA_Flujo_Inventario.docx</w:t>
+      </w:r>
+      <w:r>
+        <w:t xml:space="preserve">; si hay diferencias, </w:t>
+      </w:r>
+      <w:r>
+        <w:rPr>
+          <w:b/>
+        </w:rPr>
+        <w:t>prevalece el manual de flujo</w:t>
+      </w:r>
+      <w:r>
+        <w:t>.</w:t>
       </w:r>
     </w:p>
     <w:p>
